--- a/Phumelela's History.docx
+++ b/Phumelela's History.docx
@@ -962,27 +962,25 @@
           <w:sz w:val="24"/>
           <w:szCs w:val="24"/>
         </w:rPr>
-        <w:t xml:space="preserve">Phumelela was founded in February 2005 by a group of concerned parents in </w:t>
-      </w:r>
-      <w:proofErr w:type="spellStart"/>
-      <w:r>
-        <w:rPr>
-          <w:rFonts w:ascii="Arial" w:hAnsi="Arial" w:cs="Arial"/>
-          <w:bCs/>
-          <w:sz w:val="24"/>
-          <w:szCs w:val="24"/>
-        </w:rPr>
-        <w:t>Ezibeleni</w:t>
-      </w:r>
-      <w:proofErr w:type="spellEnd"/>
-      <w:r>
-        <w:rPr>
-          <w:rFonts w:ascii="Arial" w:hAnsi="Arial" w:cs="Arial"/>
-          <w:bCs/>
-          <w:sz w:val="24"/>
-          <w:szCs w:val="24"/>
-        </w:rPr>
-        <w:t>. They recognised the urgent need for proper care and support for children living with both physical and intellectual disabilities—needs that were not being met by existing facilities. These parents came together to create a safe and nurturing space where their children could learn, grow, and thrive.</w:t>
+        <w:t>Phumelela was founded in February 2005 by a group of concerned parents in Ezibeleni. They recognised the urgent need for proper care and support for children living with both physical and intellectual disabilities</w:t>
+      </w:r>
+      <w:r>
+        <w:rPr>
+          <w:rFonts w:ascii="Arial" w:hAnsi="Arial" w:cs="Arial"/>
+          <w:bCs/>
+          <w:sz w:val="24"/>
+          <w:szCs w:val="24"/>
+        </w:rPr>
+        <w:t xml:space="preserve"> - </w:t>
+      </w:r>
+      <w:r>
+        <w:rPr>
+          <w:rFonts w:ascii="Arial" w:hAnsi="Arial" w:cs="Arial"/>
+          <w:bCs/>
+          <w:sz w:val="24"/>
+          <w:szCs w:val="24"/>
+        </w:rPr>
+        <w:t>needs that were not being met by existing facilities. These parents came together to create a safe and nurturing space where their children could learn, grow, and thrive.</w:t>
       </w:r>
     </w:p>
     <w:p>
@@ -1003,7 +1001,25 @@
           <w:sz w:val="24"/>
           <w:szCs w:val="24"/>
         </w:rPr>
-        <w:t>The journey began in a small shack at the old Rent Office, caring for just three children. Despite the challenges—including poverty, unemployment, and limited resources—the centre gradually grew. In 2007, Phumelela relocated to its current site within a Department of Social Development building.</w:t>
+        <w:t>The journey began in a small shack at the old Rent Office, caring for just three children. Despite the challenges</w:t>
+      </w:r>
+      <w:r>
+        <w:rPr>
+          <w:rFonts w:ascii="Arial" w:hAnsi="Arial" w:cs="Arial"/>
+          <w:bCs/>
+          <w:sz w:val="24"/>
+          <w:szCs w:val="24"/>
+        </w:rPr>
+        <w:t xml:space="preserve"> - </w:t>
+      </w:r>
+      <w:r>
+        <w:rPr>
+          <w:rFonts w:ascii="Arial" w:hAnsi="Arial" w:cs="Arial"/>
+          <w:bCs/>
+          <w:sz w:val="24"/>
+          <w:szCs w:val="24"/>
+        </w:rPr>
+        <w:t>including poverty, unemployment, and limited resources—the centre gradually grew. In 2007, Phumelela relocated to its current site within a Department of Social Development building.</w:t>
       </w:r>
     </w:p>
     <w:p>
@@ -1024,7 +1040,25 @@
           <w:sz w:val="24"/>
           <w:szCs w:val="24"/>
         </w:rPr>
-        <w:t>Today, the centre supports 127 learners, though only 40 are funded through the Department of Social Development. We rely heavily on generous donations from community members, churches, and local businesses. Thanks to this support, we are able to provide two nutritious meals each day and a variety of enrichment programmes.</w:t>
+        <w:t xml:space="preserve">Today, the centre supports 127 learners, though only 40 are funded through the Department of Social Development. We rely heavily on generous donations from community members, churches, and local businesses. Thanks to this support, we </w:t>
+      </w:r>
+      <w:r>
+        <w:rPr>
+          <w:rFonts w:ascii="Arial" w:hAnsi="Arial" w:cs="Arial"/>
+          <w:bCs/>
+          <w:sz w:val="24"/>
+          <w:szCs w:val="24"/>
+        </w:rPr>
+        <w:t>can</w:t>
+      </w:r>
+      <w:r>
+        <w:rPr>
+          <w:rFonts w:ascii="Arial" w:hAnsi="Arial" w:cs="Arial"/>
+          <w:bCs/>
+          <w:sz w:val="24"/>
+          <w:szCs w:val="24"/>
+        </w:rPr>
+        <w:t xml:space="preserve"> provide two nutritious meals each day and a variety of enrichment programmes.</w:t>
       </w:r>
     </w:p>
     <w:p>
@@ -1038,13 +1072,8 @@
         </w:rPr>
       </w:pPr>
       <w:r>
-        <w:rPr>
-          <w:noProof/>
-        </w:rPr>
-      </w:r>
-      <w:r>
-        <w:pict w14:anchorId="32079679">
-          <v:rect id="Horizontal Line 1" o:spid="_x0000_s2053" style="width:451.3pt;height:.1pt;visibility:visible;mso-wrap-style:square;mso-left-percent:-10001;mso-top-percent:-10001;mso-position-horizontal:absolute;mso-position-horizontal-relative:char;mso-position-vertical:absolute;mso-position-vertical-relative:line;mso-left-percent:-10001;mso-top-percent:-10001;v-text-anchor:top" o:gfxdata="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" filled="f">
+        <w:pict w14:anchorId="75BE3141">
+          <v:rect id="Horizontal Line 1" o:spid="_x0000_s2053" alt="" style="width:451.3pt;height:.1pt;visibility:visible;mso-wrap-style:square;mso-width-percent:0;mso-height-percent:0;mso-left-percent:-10001;mso-top-percent:-10001;mso-position-horizontal:absolute;mso-position-horizontal-relative:char;mso-position-vertical:absolute;mso-position-vertical-relative:line;mso-width-percent:0;mso-height-percent:0;mso-left-percent:-10001;mso-top-percent:-10001;v-text-anchor:top" filled="f">
             <o:lock v:ext="edit" rotation="t" aspectratio="t" verticies="t" text="t" shapetype="t"/>
             <w10:anchorlock/>
           </v:rect>
@@ -1150,7 +1179,6 @@
         </w:rPr>
         <w:t xml:space="preserve">We partnered with </w:t>
       </w:r>
-      <w:proofErr w:type="spellStart"/>
       <w:r>
         <w:rPr>
           <w:rStyle w:val="Strong"/>
@@ -1163,7 +1191,6 @@
         </w:rPr>
         <w:t>Africare</w:t>
       </w:r>
-      <w:proofErr w:type="spellEnd"/>
       <w:r>
         <w:rPr>
           <w:rFonts w:ascii="Arial" w:hAnsi="Arial" w:cs="Arial"/>
@@ -1220,7 +1247,6 @@
         </w:rPr>
         <w:t xml:space="preserve"> and attended cultural events at venues like </w:t>
       </w:r>
-      <w:proofErr w:type="spellStart"/>
       <w:r>
         <w:rPr>
           <w:rStyle w:val="Strong"/>
@@ -1231,9 +1257,17 @@
           <w:sz w:val="24"/>
           <w:szCs w:val="24"/>
         </w:rPr>
-        <w:t>Lukhanji</w:t>
-      </w:r>
-      <w:proofErr w:type="spellEnd"/>
+        <w:t>Lukhanji Town Hall</w:t>
+      </w:r>
+      <w:r>
+        <w:rPr>
+          <w:rFonts w:ascii="Arial" w:hAnsi="Arial" w:cs="Arial"/>
+          <w:bCs/>
+          <w:sz w:val="24"/>
+          <w:szCs w:val="24"/>
+        </w:rPr>
+        <w:t xml:space="preserve"> and </w:t>
+      </w:r>
       <w:r>
         <w:rPr>
           <w:rStyle w:val="Strong"/>
@@ -1244,31 +1278,8 @@
           <w:sz w:val="24"/>
           <w:szCs w:val="24"/>
         </w:rPr>
-        <w:t xml:space="preserve"> Town Hall</w:t>
-      </w:r>
-      <w:r>
-        <w:rPr>
-          <w:rFonts w:ascii="Arial" w:hAnsi="Arial" w:cs="Arial"/>
-          <w:bCs/>
-          <w:sz w:val="24"/>
-          <w:szCs w:val="24"/>
-        </w:rPr>
-        <w:t xml:space="preserve"> and </w:t>
-      </w:r>
-      <w:proofErr w:type="spellStart"/>
-      <w:r>
-        <w:rPr>
-          <w:rStyle w:val="Strong"/>
-          <w:rFonts w:ascii="Arial" w:hAnsi="Arial" w:cs="Arial"/>
-          <w:b w:val="0"/>
-          <w:bCs/>
-          <w:color w:val="auto"/>
-          <w:sz w:val="24"/>
-          <w:szCs w:val="24"/>
-        </w:rPr>
         <w:t>Macufe</w:t>
       </w:r>
-      <w:proofErr w:type="spellEnd"/>
       <w:r>
         <w:rPr>
           <w:rFonts w:ascii="Arial" w:hAnsi="Arial" w:cs="Arial"/>
@@ -1492,33 +1503,7 @@
           <w:sz w:val="24"/>
           <w:szCs w:val="24"/>
         </w:rPr>
-        <w:t xml:space="preserve">JZS </w:t>
-      </w:r>
-      <w:proofErr w:type="spellStart"/>
-      <w:r>
-        <w:rPr>
-          <w:rStyle w:val="Strong"/>
-          <w:rFonts w:ascii="Arial" w:hAnsi="Arial" w:cs="Arial"/>
-          <w:b w:val="0"/>
-          <w:bCs/>
-          <w:color w:val="auto"/>
-          <w:sz w:val="24"/>
-          <w:szCs w:val="24"/>
-        </w:rPr>
-        <w:t>Ncevu</w:t>
-      </w:r>
-      <w:proofErr w:type="spellEnd"/>
-      <w:r>
-        <w:rPr>
-          <w:rStyle w:val="Strong"/>
-          <w:rFonts w:ascii="Arial" w:hAnsi="Arial" w:cs="Arial"/>
-          <w:b w:val="0"/>
-          <w:bCs/>
-          <w:color w:val="auto"/>
-          <w:sz w:val="24"/>
-          <w:szCs w:val="24"/>
-        </w:rPr>
-        <w:t xml:space="preserve"> Youth Fellowship</w:t>
+        <w:t>JZS Ncevu Youth Fellowship</w:t>
       </w:r>
       <w:r>
         <w:rPr>
@@ -1717,7 +1702,6 @@
         </w:rPr>
         <w:t xml:space="preserve">, we partnered with the </w:t>
       </w:r>
-      <w:proofErr w:type="spellStart"/>
       <w:r>
         <w:rPr>
           <w:rStyle w:val="Strong"/>
@@ -1728,20 +1712,7 @@
           <w:sz w:val="24"/>
           <w:szCs w:val="24"/>
         </w:rPr>
-        <w:t>Lisakhanya</w:t>
-      </w:r>
-      <w:proofErr w:type="spellEnd"/>
-      <w:r>
-        <w:rPr>
-          <w:rStyle w:val="Strong"/>
-          <w:rFonts w:ascii="Arial" w:hAnsi="Arial" w:cs="Arial"/>
-          <w:b w:val="0"/>
-          <w:bCs/>
-          <w:color w:val="auto"/>
-          <w:sz w:val="24"/>
-          <w:szCs w:val="24"/>
-        </w:rPr>
-        <w:t xml:space="preserve"> Project</w:t>
+        <w:t>Lisakhanya Project</w:t>
       </w:r>
       <w:r>
         <w:rPr>
@@ -1792,27 +1763,7 @@
           <w:sz w:val="24"/>
           <w:szCs w:val="24"/>
         </w:rPr>
-        <w:t xml:space="preserve"> at Game stores, with support from Game and Wimpy. Rev. XX </w:t>
-      </w:r>
-      <w:proofErr w:type="spellStart"/>
-      <w:r>
-        <w:rPr>
-          <w:rFonts w:ascii="Arial" w:hAnsi="Arial" w:cs="Arial"/>
-          <w:bCs/>
-          <w:sz w:val="24"/>
-          <w:szCs w:val="24"/>
-        </w:rPr>
-        <w:t>Vatela</w:t>
-      </w:r>
-      <w:proofErr w:type="spellEnd"/>
-      <w:r>
-        <w:rPr>
-          <w:rFonts w:ascii="Arial" w:hAnsi="Arial" w:cs="Arial"/>
-          <w:bCs/>
-          <w:sz w:val="24"/>
-          <w:szCs w:val="24"/>
-        </w:rPr>
-        <w:t xml:space="preserve"> nominated Phumelela to collect donations at </w:t>
+        <w:t xml:space="preserve"> at Game stores, with support from Game and Wimpy. Rev. XX Vatela nominated Phumelela to collect donations at </w:t>
       </w:r>
       <w:r>
         <w:rPr>
@@ -1824,33 +1775,7 @@
           <w:sz w:val="24"/>
           <w:szCs w:val="24"/>
         </w:rPr>
-        <w:t xml:space="preserve">Edgars </w:t>
-      </w:r>
-      <w:proofErr w:type="spellStart"/>
-      <w:r>
-        <w:rPr>
-          <w:rStyle w:val="Strong"/>
-          <w:rFonts w:ascii="Arial" w:hAnsi="Arial" w:cs="Arial"/>
-          <w:b w:val="0"/>
-          <w:bCs/>
-          <w:color w:val="auto"/>
-          <w:sz w:val="24"/>
-          <w:szCs w:val="24"/>
-        </w:rPr>
-        <w:t>Nonesi</w:t>
-      </w:r>
-      <w:proofErr w:type="spellEnd"/>
-      <w:r>
-        <w:rPr>
-          <w:rStyle w:val="Strong"/>
-          <w:rFonts w:ascii="Arial" w:hAnsi="Arial" w:cs="Arial"/>
-          <w:b w:val="0"/>
-          <w:bCs/>
-          <w:color w:val="auto"/>
-          <w:sz w:val="24"/>
-          <w:szCs w:val="24"/>
-        </w:rPr>
-        <w:t xml:space="preserve"> Mall</w:t>
+        <w:t>Edgars Nonesi Mall</w:t>
       </w:r>
       <w:r>
         <w:rPr>
@@ -1894,13 +1819,8 @@
         </w:rPr>
       </w:pPr>
       <w:r>
-        <w:rPr>
-          <w:noProof/>
-        </w:rPr>
-      </w:r>
-      <w:r>
-        <w:pict w14:anchorId="644E728B">
-          <v:rect id="Horizontal Line 2" o:spid="_x0000_s2052" style="width:451.3pt;height:.1pt;visibility:visible;mso-wrap-style:square;mso-left-percent:-10001;mso-top-percent:-10001;mso-position-horizontal:absolute;mso-position-horizontal-relative:char;mso-position-vertical:absolute;mso-position-vertical-relative:line;mso-left-percent:-10001;mso-top-percent:-10001;v-text-anchor:top" o:gfxdata="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" filled="f">
+        <w:pict w14:anchorId="50208AF9">
+          <v:rect id="Horizontal Line 2" o:spid="_x0000_s2052" alt="" style="width:451.3pt;height:.1pt;visibility:visible;mso-wrap-style:square;mso-width-percent:0;mso-height-percent:0;mso-left-percent:-10001;mso-top-percent:-10001;mso-position-horizontal:absolute;mso-position-horizontal-relative:char;mso-position-vertical:absolute;mso-position-vertical-relative:line;mso-width-percent:0;mso-height-percent:0;mso-left-percent:-10001;mso-top-percent:-10001;v-text-anchor:top" filled="f">
             <o:lock v:ext="edit" rotation="t" aspectratio="t" verticies="t" text="t" shapetype="t"/>
             <w10:anchorlock/>
           </v:rect>
@@ -2051,27 +1971,7 @@
           <w:sz w:val="24"/>
           <w:szCs w:val="24"/>
         </w:rPr>
-        <w:t xml:space="preserve"> in </w:t>
-      </w:r>
-      <w:proofErr w:type="spellStart"/>
-      <w:r>
-        <w:rPr>
-          <w:rFonts w:ascii="Arial" w:hAnsi="Arial" w:cs="Arial"/>
-          <w:bCs/>
-          <w:sz w:val="24"/>
-          <w:szCs w:val="24"/>
-        </w:rPr>
-        <w:t>Keiskamahoek</w:t>
-      </w:r>
-      <w:proofErr w:type="spellEnd"/>
-      <w:r>
-        <w:rPr>
-          <w:rFonts w:ascii="Arial" w:hAnsi="Arial" w:cs="Arial"/>
-          <w:bCs/>
-          <w:sz w:val="24"/>
-          <w:szCs w:val="24"/>
-        </w:rPr>
-        <w:t>.</w:t>
+        <w:t xml:space="preserve"> in Keiskamahoek.</w:t>
       </w:r>
     </w:p>
     <w:p>
@@ -2200,13 +2100,8 @@
         </w:rPr>
       </w:pPr>
       <w:r>
-        <w:rPr>
-          <w:noProof/>
-        </w:rPr>
-      </w:r>
-      <w:r>
-        <w:pict w14:anchorId="05665BEB">
-          <v:rect id="Horizontal Line 3" o:spid="_x0000_s2051" style="width:451.3pt;height:.1pt;visibility:visible;mso-wrap-style:square;mso-left-percent:-10001;mso-top-percent:-10001;mso-position-horizontal:absolute;mso-position-horizontal-relative:char;mso-position-vertical:absolute;mso-position-vertical-relative:line;mso-left-percent:-10001;mso-top-percent:-10001;v-text-anchor:top" o:gfxdata="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" filled="f">
+        <w:pict w14:anchorId="75ABBBD8">
+          <v:rect id="Horizontal Line 3" o:spid="_x0000_s2051" alt="" style="width:451.3pt;height:.1pt;visibility:visible;mso-wrap-style:square;mso-width-percent:0;mso-height-percent:0;mso-left-percent:-10001;mso-top-percent:-10001;mso-position-horizontal:absolute;mso-position-horizontal-relative:char;mso-position-vertical:absolute;mso-position-vertical-relative:line;mso-width-percent:0;mso-height-percent:0;mso-left-percent:-10001;mso-top-percent:-10001;v-text-anchor:top" filled="f">
             <o:lock v:ext="edit" rotation="t" aspectratio="t" verticies="t" text="t" shapetype="t"/>
             <w10:anchorlock/>
           </v:rect>
@@ -2271,7 +2166,6 @@
         </w:rPr>
         <w:t xml:space="preserve"> under </w:t>
       </w:r>
-      <w:proofErr w:type="spellStart"/>
       <w:r>
         <w:rPr>
           <w:rStyle w:val="Strong"/>
@@ -2282,20 +2176,7 @@
           <w:sz w:val="24"/>
           <w:szCs w:val="24"/>
         </w:rPr>
-        <w:t>Lukhanji</w:t>
-      </w:r>
-      <w:proofErr w:type="spellEnd"/>
-      <w:r>
-        <w:rPr>
-          <w:rStyle w:val="Strong"/>
-          <w:rFonts w:ascii="Arial" w:hAnsi="Arial" w:cs="Arial"/>
-          <w:b w:val="0"/>
-          <w:bCs/>
-          <w:color w:val="auto"/>
-          <w:sz w:val="24"/>
-          <w:szCs w:val="24"/>
-        </w:rPr>
-        <w:t xml:space="preserve"> Municipality</w:t>
+        <w:t>Lukhanji Municipality</w:t>
       </w:r>
       <w:r>
         <w:rPr>
@@ -2318,13 +2199,8 @@
         </w:rPr>
       </w:pPr>
       <w:r>
-        <w:rPr>
-          <w:noProof/>
-        </w:rPr>
-      </w:r>
-      <w:r>
-        <w:pict w14:anchorId="46B133F7">
-          <v:rect id="Horizontal Line 4" o:spid="_x0000_s2050" style="width:451.3pt;height:.1pt;visibility:visible;mso-wrap-style:square;mso-left-percent:-10001;mso-top-percent:-10001;mso-position-horizontal:absolute;mso-position-horizontal-relative:char;mso-position-vertical:absolute;mso-position-vertical-relative:line;mso-left-percent:-10001;mso-top-percent:-10001;v-text-anchor:top" o:gfxdata="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" filled="f">
+        <w:pict w14:anchorId="77C8B2A1">
+          <v:rect id="Horizontal Line 4" o:spid="_x0000_s2050" alt="" style="width:451.3pt;height:.1pt;visibility:visible;mso-wrap-style:square;mso-width-percent:0;mso-height-percent:0;mso-left-percent:-10001;mso-top-percent:-10001;mso-position-horizontal:absolute;mso-position-horizontal-relative:char;mso-position-vertical:absolute;mso-position-vertical-relative:line;mso-width-percent:0;mso-height-percent:0;mso-left-percent:-10001;mso-top-percent:-10001;v-text-anchor:top" filled="f">
             <o:lock v:ext="edit" rotation="t" aspectratio="t" verticies="t" text="t" shapetype="t"/>
             <w10:anchorlock/>
           </v:rect>
@@ -2418,27 +2294,7 @@
           <w:sz w:val="24"/>
           <w:szCs w:val="24"/>
         </w:rPr>
-        <w:t xml:space="preserve">Requesting assistance from the Department of Public Works and </w:t>
-      </w:r>
-      <w:proofErr w:type="spellStart"/>
-      <w:r>
-        <w:rPr>
-          <w:rFonts w:ascii="Arial" w:hAnsi="Arial" w:cs="Arial"/>
-          <w:bCs/>
-          <w:sz w:val="24"/>
-          <w:szCs w:val="24"/>
-        </w:rPr>
-        <w:t>Lukhanji</w:t>
-      </w:r>
-      <w:proofErr w:type="spellEnd"/>
-      <w:r>
-        <w:rPr>
-          <w:rFonts w:ascii="Arial" w:hAnsi="Arial" w:cs="Arial"/>
-          <w:bCs/>
-          <w:sz w:val="24"/>
-          <w:szCs w:val="24"/>
-        </w:rPr>
-        <w:t xml:space="preserve"> Municipality for a purpose-built facility.</w:t>
+        <w:t>Requesting assistance from the Department of Public Works and Lukhanji Municipality for a purpose-built facility.</w:t>
       </w:r>
     </w:p>
     <w:p>
@@ -2490,6 +2346,84 @@
           <w:sz w:val="24"/>
           <w:szCs w:val="24"/>
         </w:rPr>
+        <w:t>Bakery</w:t>
+      </w:r>
+    </w:p>
+    <w:p>
+      <w:pPr>
+        <w:pStyle w:val="NormalWeb"/>
+        <w:numPr>
+          <w:ilvl w:val="1"/>
+          <w:numId w:val="60"/>
+        </w:numPr>
+        <w:spacing w:before="0" w:beforeAutospacing="0" w:after="0" w:afterAutospacing="0" w:line="360" w:lineRule="auto"/>
+        <w:jc w:val="left"/>
+        <w:rPr>
+          <w:rFonts w:ascii="Arial" w:hAnsi="Arial" w:cs="Arial"/>
+          <w:bCs/>
+          <w:sz w:val="24"/>
+          <w:szCs w:val="24"/>
+        </w:rPr>
+      </w:pPr>
+      <w:r>
+        <w:rPr>
+          <w:rFonts w:ascii="Arial" w:hAnsi="Arial" w:cs="Arial"/>
+          <w:bCs/>
+          <w:sz w:val="24"/>
+          <w:szCs w:val="24"/>
+        </w:rPr>
+        <w:t xml:space="preserve">Meat Processing </w:t>
+      </w:r>
+    </w:p>
+    <w:p>
+      <w:pPr>
+        <w:pStyle w:val="NormalWeb"/>
+        <w:numPr>
+          <w:ilvl w:val="1"/>
+          <w:numId w:val="60"/>
+        </w:numPr>
+        <w:spacing w:before="0" w:beforeAutospacing="0" w:after="0" w:afterAutospacing="0" w:line="360" w:lineRule="auto"/>
+        <w:jc w:val="left"/>
+        <w:rPr>
+          <w:rFonts w:ascii="Arial" w:hAnsi="Arial" w:cs="Arial"/>
+          <w:bCs/>
+          <w:sz w:val="24"/>
+          <w:szCs w:val="24"/>
+        </w:rPr>
+      </w:pPr>
+      <w:r>
+        <w:rPr>
+          <w:rFonts w:ascii="Arial" w:hAnsi="Arial" w:cs="Arial"/>
+          <w:bCs/>
+          <w:sz w:val="24"/>
+          <w:szCs w:val="24"/>
+        </w:rPr>
+        <w:t xml:space="preserve">Milk, yoghurt, and jam production </w:t>
+      </w:r>
+    </w:p>
+    <w:p>
+      <w:pPr>
+        <w:pStyle w:val="NormalWeb"/>
+        <w:numPr>
+          <w:ilvl w:val="1"/>
+          <w:numId w:val="60"/>
+        </w:numPr>
+        <w:spacing w:before="0" w:beforeAutospacing="0" w:after="0" w:afterAutospacing="0" w:line="360" w:lineRule="auto"/>
+        <w:jc w:val="left"/>
+        <w:rPr>
+          <w:rFonts w:ascii="Arial" w:hAnsi="Arial" w:cs="Arial"/>
+          <w:bCs/>
+          <w:sz w:val="24"/>
+          <w:szCs w:val="24"/>
+        </w:rPr>
+      </w:pPr>
+      <w:r>
+        <w:rPr>
+          <w:rFonts w:ascii="Arial" w:hAnsi="Arial" w:cs="Arial"/>
+          <w:bCs/>
+          <w:sz w:val="24"/>
+          <w:szCs w:val="24"/>
+        </w:rPr>
         <w:t>Gardening</w:t>
       </w:r>
     </w:p>
@@ -2570,6 +2504,15 @@
         </w:rPr>
         <w:t>Recycling</w:t>
       </w:r>
+      <w:r>
+        <w:rPr>
+          <w:rFonts w:ascii="Arial" w:hAnsi="Arial" w:cs="Arial"/>
+          <w:bCs/>
+          <w:sz w:val="24"/>
+          <w:szCs w:val="24"/>
+        </w:rPr>
+        <w:t xml:space="preserve"> &amp; Upcycling </w:t>
+      </w:r>
     </w:p>
     <w:p>
       <w:pPr>
@@ -2620,6 +2563,7 @@
           <w:sz w:val="24"/>
           <w:szCs w:val="24"/>
         </w:rPr>
+        <w:lastRenderedPageBreak/>
         <w:t>Recruiting and training more caregivers, especially local unemployed youth, to enhance the quality of care.</w:t>
       </w:r>
     </w:p>
@@ -2635,14 +2579,69 @@
       </w:pPr>
       <w:r>
         <w:rPr>
-          <w:rFonts w:ascii="Arial" w:hAnsi="Arial" w:cs="Arial"/>
           <w:noProof/>
-          <w:sz w:val="24"/>
-          <w:szCs w:val="24"/>
-        </w:rPr>
-        <w:pict w14:anchorId="34552162">
-          <v:rect id="_x0000_i1025" alt="" style="width:451.3pt;height:.05pt;mso-width-percent:0;mso-height-percent:0;mso-width-percent:0;mso-height-percent:0" o:hralign="center" o:hrstd="t" o:hr="t" fillcolor="#a0a0a0" stroked="f"/>
-        </w:pict>
+        </w:rPr>
+        <mc:AlternateContent>
+          <mc:Choice Requires="wps">
+            <w:drawing>
+              <wp:inline distT="0" distB="0" distL="0" distR="0" wp14:anchorId="125C1544" wp14:editId="312B219D">
+                <wp:extent cx="5731510" cy="1270"/>
+                <wp:effectExtent l="0" t="0" r="8890" b="24130"/>
+                <wp:docPr id="578199880" name="Horizontal Line 1"/>
+                <wp:cNvGraphicFramePr>
+                  <a:graphicFrameLocks xmlns:a="http://schemas.openxmlformats.org/drawingml/2006/main"/>
+                </wp:cNvGraphicFramePr>
+                <a:graphic xmlns:a="http://schemas.openxmlformats.org/drawingml/2006/main">
+                  <a:graphicData uri="http://schemas.microsoft.com/office/word/2010/wordprocessingShape">
+                    <wps:wsp>
+                      <wps:cNvSpPr>
+                        <a:spLocks/>
+                      </wps:cNvSpPr>
+                      <wps:spPr bwMode="auto">
+                        <a:xfrm>
+                          <a:off x="0" y="0"/>
+                          <a:ext cx="5731510" cy="1270"/>
+                        </a:xfrm>
+                        <a:prstGeom prst="rect">
+                          <a:avLst/>
+                        </a:prstGeom>
+                        <a:noFill/>
+                        <a:ln w="9525">
+                          <a:solidFill>
+                            <a:srgbClr val="000000"/>
+                          </a:solidFill>
+                          <a:miter lim="800000"/>
+                          <a:headEnd/>
+                          <a:tailEnd/>
+                        </a:ln>
+                        <a:extLst>
+                          <a:ext uri="{909E8E84-426E-40DD-AFC4-6F175D3DCCD1}">
+                            <a14:hiddenFill xmlns:a14="http://schemas.microsoft.com/office/drawing/2010/main">
+                              <a:solidFill>
+                                <a:srgbClr val="FFFFFF"/>
+                              </a:solidFill>
+                            </a14:hiddenFill>
+                          </a:ext>
+                        </a:extLst>
+                      </wps:spPr>
+                      <wps:bodyPr rot="0" vert="horz" wrap="square" lIns="91440" tIns="45720" rIns="91440" bIns="45720" anchor="t" anchorCtr="0" upright="1">
+                        <a:noAutofit/>
+                      </wps:bodyPr>
+                    </wps:wsp>
+                  </a:graphicData>
+                </a:graphic>
+              </wp:inline>
+            </w:drawing>
+          </mc:Choice>
+          <mc:Fallback>
+            <w:pict>
+              <v:rect w14:anchorId="2F503A2C" id="Horizontal Line 1" o:spid="_x0000_s1026" style="width:451.3pt;height:.1pt;visibility:visible;mso-wrap-style:square;mso-left-percent:-10001;mso-top-percent:-10001;mso-position-horizontal:absolute;mso-position-horizontal-relative:char;mso-position-vertical:absolute;mso-position-vertical-relative:line;mso-left-percent:-10001;mso-top-percent:-10001;v-text-anchor:top" o:gfxdata="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" filled="f">
+                <v:path arrowok="t"/>
+                <w10:anchorlock/>
+              </v:rect>
+            </w:pict>
+          </mc:Fallback>
+        </mc:AlternateContent>
       </w:r>
     </w:p>
     <w:p>
@@ -2661,26 +2660,7 @@
           <w:sz w:val="24"/>
           <w:szCs w:val="24"/>
         </w:rPr>
-        <w:lastRenderedPageBreak/>
-        <w:t xml:space="preserve">Phumelela Special Care Centre continues to grow as a beacon of hope for children with disabilities and their families in </w:t>
-      </w:r>
-      <w:proofErr w:type="spellStart"/>
-      <w:r>
-        <w:rPr>
-          <w:rFonts w:ascii="Arial" w:hAnsi="Arial" w:cs="Arial"/>
-          <w:sz w:val="24"/>
-          <w:szCs w:val="24"/>
-        </w:rPr>
-        <w:t>Ezibeleni</w:t>
-      </w:r>
-      <w:proofErr w:type="spellEnd"/>
-      <w:r>
-        <w:rPr>
-          <w:rFonts w:ascii="Arial" w:hAnsi="Arial" w:cs="Arial"/>
-          <w:sz w:val="24"/>
-          <w:szCs w:val="24"/>
-        </w:rPr>
-        <w:t xml:space="preserve"> and surrounding communities. We remain deeply rooted in compassion, community support, and the belief that every child deserves dignity, care, and the chance to thrive.</w:t>
+        <w:t>Phumelela Special Care Centre continues to grow as a beacon of hope for children with disabilities and their families in Ezibeleni and surrounding communities. We remain deeply rooted in compassion, community support, and the belief that every child deserves dignity, care, and the chance to thrive.</w:t>
       </w:r>
     </w:p>
     <w:p>
@@ -3019,7 +2999,7 @@
       <w:rPr>
         <w:noProof/>
       </w:rPr>
-      <w:pict w14:anchorId="1A18034D">
+      <w:pict w14:anchorId="4B9E84AD">
         <v:shapetype id="_x0000_t75" coordsize="21600,21600" o:spt="75" o:preferrelative="t" path="m@4@5l@4@11@9@11@9@5xe" filled="f" stroked="f">
           <v:stroke joinstyle="miter"/>
           <v:formulas>
@@ -3039,7 +3019,7 @@
           <v:path o:extrusionok="f" gradientshapeok="t" o:connecttype="rect"/>
           <o:lock v:ext="edit" aspectratio="t"/>
         </v:shapetype>
-        <v:shape id="WordPictureWatermark1371425" o:spid="_x0000_s1027" type="#_x0000_t75" style="position:absolute;left:0;text-align:left;margin-left:0;margin-top:0;width:451.05pt;height:451.05pt;z-index:-251653120;visibility:visible;mso-wrap-style:square;mso-width-percent:0;mso-height-percent:0;mso-wrap-distance-left:9pt;mso-wrap-distance-top:0;mso-wrap-distance-right:9pt;mso-wrap-distance-bottom:0;mso-position-horizontal:center;mso-position-horizontal-relative:margin;mso-position-vertical:center;mso-position-vertical-relative:margin;mso-width-percent:0;mso-height-percent:0;mso-width-relative:page;mso-height-relative:page" o:allowincell="f">
+        <v:shape id="WordPictureWatermark1371425" o:spid="_x0000_s1027" type="#_x0000_t75" alt="" style="position:absolute;left:0;text-align:left;margin-left:0;margin-top:0;width:451.05pt;height:451.05pt;z-index:-251653120;visibility:visible;mso-wrap-style:square;mso-wrap-edited:f;mso-width-percent:0;mso-height-percent:0;mso-wrap-distance-left:9pt;mso-wrap-distance-top:0;mso-wrap-distance-right:9pt;mso-wrap-distance-bottom:0;mso-position-horizontal:center;mso-position-horizontal-relative:margin;mso-position-vertical:center;mso-position-vertical-relative:margin;mso-width-percent:0;mso-height-percent:0;mso-width-relative:page;mso-height-relative:page" o:allowincell="f">
           <v:imagedata r:id="rId1" o:title="" gain="19661f" blacklevel="22938f"/>
           <o:lock v:ext="edit" rotation="t" cropping="t" verticies="t" grouping="t"/>
           <w10:wrap anchorx="margin" anchory="margin"/>
@@ -3060,7 +3040,7 @@
       <w:rPr>
         <w:noProof/>
       </w:rPr>
-      <w:pict w14:anchorId="471D4D28">
+      <w:pict w14:anchorId="521A2EB9">
         <v:shapetype id="_x0000_t75" coordsize="21600,21600" o:spt="75" o:preferrelative="t" path="m@4@5l@4@11@9@11@9@5xe" filled="f" stroked="f">
           <v:stroke joinstyle="miter"/>
           <v:formulas>
@@ -3080,7 +3060,7 @@
           <v:path o:extrusionok="f" gradientshapeok="t" o:connecttype="rect"/>
           <o:lock v:ext="edit" aspectratio="t"/>
         </v:shapetype>
-        <v:shape id="WordPictureWatermark1371426" o:spid="_x0000_s1026" type="#_x0000_t75" style="position:absolute;left:0;text-align:left;margin-left:0;margin-top:0;width:451.05pt;height:451.05pt;z-index:-251650048;visibility:visible;mso-wrap-style:square;mso-width-percent:0;mso-height-percent:0;mso-wrap-distance-left:9pt;mso-wrap-distance-top:0;mso-wrap-distance-right:9pt;mso-wrap-distance-bottom:0;mso-position-horizontal:center;mso-position-horizontal-relative:margin;mso-position-vertical:center;mso-position-vertical-relative:margin;mso-width-percent:0;mso-height-percent:0;mso-width-relative:page;mso-height-relative:page" o:allowincell="f">
+        <v:shape id="WordPictureWatermark1371426" o:spid="_x0000_s1026" type="#_x0000_t75" alt="" style="position:absolute;left:0;text-align:left;margin-left:0;margin-top:0;width:451.05pt;height:451.05pt;z-index:-251650048;visibility:visible;mso-wrap-style:square;mso-wrap-edited:f;mso-width-percent:0;mso-height-percent:0;mso-wrap-distance-left:9pt;mso-wrap-distance-top:0;mso-wrap-distance-right:9pt;mso-wrap-distance-bottom:0;mso-position-horizontal:center;mso-position-horizontal-relative:margin;mso-position-vertical:center;mso-position-vertical-relative:margin;mso-width-percent:0;mso-height-percent:0;mso-width-relative:page;mso-height-relative:page" o:allowincell="f">
           <v:imagedata r:id="rId1" o:title="" gain="19661f" blacklevel="22938f"/>
           <o:lock v:ext="edit" rotation="t" cropping="t" verticies="t" grouping="t"/>
           <w10:wrap anchorx="margin" anchory="margin"/>
@@ -3101,7 +3081,7 @@
       <w:rPr>
         <w:noProof/>
       </w:rPr>
-      <w:pict w14:anchorId="34B888FD">
+      <w:pict w14:anchorId="218D8BF0">
         <v:shapetype id="_x0000_t75" coordsize="21600,21600" o:spt="75" o:preferrelative="t" path="m@4@5l@4@11@9@11@9@5xe" filled="f" stroked="f">
           <v:stroke joinstyle="miter"/>
           <v:formulas>
@@ -3121,7 +3101,7 @@
           <v:path o:extrusionok="f" gradientshapeok="t" o:connecttype="rect"/>
           <o:lock v:ext="edit" aspectratio="t"/>
         </v:shapetype>
-        <v:shape id="WordPictureWatermark1371424" o:spid="_x0000_s1025" type="#_x0000_t75" style="position:absolute;left:0;text-align:left;margin-left:0;margin-top:0;width:451.05pt;height:451.05pt;z-index:-251656192;visibility:visible;mso-wrap-style:square;mso-width-percent:0;mso-height-percent:0;mso-wrap-distance-left:9pt;mso-wrap-distance-top:0;mso-wrap-distance-right:9pt;mso-wrap-distance-bottom:0;mso-position-horizontal:center;mso-position-horizontal-relative:margin;mso-position-vertical:center;mso-position-vertical-relative:margin;mso-width-percent:0;mso-height-percent:0;mso-width-relative:page;mso-height-relative:page" o:allowincell="f">
+        <v:shape id="WordPictureWatermark1371424" o:spid="_x0000_s1025" type="#_x0000_t75" alt="" style="position:absolute;left:0;text-align:left;margin-left:0;margin-top:0;width:451.05pt;height:451.05pt;z-index:-251656192;visibility:visible;mso-wrap-style:square;mso-wrap-edited:f;mso-width-percent:0;mso-height-percent:0;mso-wrap-distance-left:9pt;mso-wrap-distance-top:0;mso-wrap-distance-right:9pt;mso-wrap-distance-bottom:0;mso-position-horizontal:center;mso-position-horizontal-relative:margin;mso-position-vertical:center;mso-position-vertical-relative:margin;mso-width-percent:0;mso-height-percent:0;mso-width-relative:page;mso-height-relative:page" o:allowincell="f">
           <v:imagedata r:id="rId1" o:title="" gain="19661f" blacklevel="22938f"/>
           <o:lock v:ext="edit" rotation="t" cropping="t" verticies="t" grouping="t"/>
           <w10:wrap anchorx="margin" anchory="margin"/>
